--- a/data/human_paras/human_para_112.docx
+++ b/data/human_paras/human_para_112.docx
@@ -4,7 +4,7 @@
   <w:body>
     <w:p>
       <w:r>
-        <w:t>2. Environmental pollution resulting from the application of technology also causes infections and deadly diseases such as typhoid and cholera (Ref-f728294). It also causes “eutrophication” and degradation of the ecosystem.</w:t>
+        <w:t>A. There is an increase in crime rate and terrorism all over the world as a result of technology.</w:t>
       </w:r>
     </w:p>
     <w:sectPr>
